--- a/Inbox/1.docx
+++ b/Inbox/1.docx
@@ -13,6 +13,12 @@
           <w:rFonts w:hint="eastAsia"/>
         </w:rPr>
         <w:t>111</w:t>
+      </w:r>
+      <w:r>
+        <w:rPr>
+          <w:rFonts w:hint="eastAsia"/>
+        </w:rPr>
+        <w:t>测试</w:t>
       </w:r>
     </w:p>
     <w:sectPr>
